--- a/dosyalar/sinavlar/6-sinif/arapca-6-2d1y-beceri.docx
+++ b/dosyalar/sinavlar/6-sinif/arapca-6-2d1y-beceri.docx
@@ -522,7 +522,7 @@
                 <w:szCs w:val="32"/>
                 <w:rtl/>
               </w:rPr>
-              <w:t xml:space="preserve">عِنْدَ الطَّبِيبِ</w:t>
+              <w:t xml:space="preserve">حَوَاسِّي وَمَشَاعِرِي</w:t>
             </w:r>
           </w:p>
           <w:p>
@@ -540,7 +540,7 @@
                 <w:szCs w:val="30"/>
                 <w:rtl/>
               </w:rPr>
-              <w:t xml:space="preserve">ذَهَبَ خَالِدٌ إِلَى الطَّبِيبِ فِي الْمُسْتَشْفَى.</w:t>
+              <w:t xml:space="preserve">أَنَا خَالِدٌ، أَنَا طَالِبٌ فِي الصَّفِّ السَّادِسِ.</w:t>
             </w:r>
           </w:p>
           <w:p>
@@ -558,7 +558,7 @@
                 <w:szCs w:val="30"/>
                 <w:rtl/>
               </w:rPr>
-              <w:t xml:space="preserve">قَالَ الطَّبِيبُ: مَا بِكَ يَا خَالِدُ؟</w:t>
+              <w:t xml:space="preserve">أَرَى السَّبُّورَةَ بِعَيْنِي وَأَسْمَعُ الْمُعَلِّمَ بِأُذُنِي.</w:t>
             </w:r>
           </w:p>
           <w:p>
@@ -576,7 +576,7 @@
                 <w:szCs w:val="30"/>
                 <w:rtl/>
               </w:rPr>
-              <w:t xml:space="preserve">قَالَ خَالِدٌ: أَنَا مَرِيضٌ، يُؤْلِمُنِي رَأْسِي وَعِنْدِي حَرَارَةٌ.</w:t>
+              <w:t xml:space="preserve">أَشُمُّ الطَّعَامَ بِأَنْفِي وَأَلْمَسُ الْكِتَابَ بِيَدِي.</w:t>
             </w:r>
           </w:p>
           <w:p>
@@ -594,7 +594,7 @@
                 <w:szCs w:val="30"/>
                 <w:rtl/>
               </w:rPr>
-              <w:t xml:space="preserve">قَالَ الطَّبِيبُ: اِفْتَحْ فَمَكَ وَقُلْ: آهْ.</w:t>
+              <w:t xml:space="preserve">أَمْشِي بِقَدَمِي إِلَى الْمَدْرَسَةِ كُلَّ يَوْمٍ.</w:t>
             </w:r>
           </w:p>
           <w:p>
@@ -612,7 +612,7 @@
                 <w:szCs w:val="30"/>
                 <w:rtl/>
               </w:rPr>
-              <w:t xml:space="preserve">ثُمَّ قَالَ: لَا تَخَفْ، هَذَا دَوَاؤُكَ، اِشْرَبْهُ ثَلَاثَ مَرَّاتٍ فِي الْيَوْمِ.</w:t>
+              <w:t xml:space="preserve">الْيَوْمَ أَنَا سَعِيدٌ، وَلَكِنَّ أَخِي مُتْعَبٌ.</w:t>
             </w:r>
           </w:p>
           <w:p>
@@ -630,7 +630,7 @@
                 <w:szCs w:val="30"/>
                 <w:rtl/>
               </w:rPr>
-              <w:t xml:space="preserve">وَيَجِبُ أَنْ تَنَامَ مُبَكِّرًا وَأَنْ تَشْرَبَ الْمَاءَ الْكَثِيرَ.</w:t>
+              <w:t xml:space="preserve">أَمْسِ كُنْتُ قَلِقًا مِنَ الِامْتِحَانِ، وَالْيَوْمَ أَنَا مُمْتَازٌ.</w:t>
             </w:r>
           </w:p>
         </w:tc>
@@ -684,7 +684,7 @@
           <w:szCs w:val="28"/>
           <w:rtl/>
         </w:rPr>
-        <w:t xml:space="preserve">أَيْنَ ذَهَبَ خَالِدٌ؟</w:t>
+        <w:t xml:space="preserve">بِمَاذَا يَرَى خَالِدٌ؟</w:t>
       </w:r>
     </w:p>
     <w:tbl>
@@ -752,7 +752,7 @@
                 <w:szCs w:val="28"/>
                 <w:rtl/>
               </w:rPr>
-              <w:t xml:space="preserve">إِلَى الْمُسْتَشْفَى</w:t>
+              <w:t xml:space="preserve">بِعَيْنِهِ</w:t>
             </w:r>
           </w:p>
         </w:tc>
@@ -801,7 +801,7 @@
                 <w:szCs w:val="28"/>
                 <w:rtl/>
               </w:rPr>
-              <w:t xml:space="preserve">إِلَى الْمَدْرَسَةِ</w:t>
+              <w:t xml:space="preserve">بِأُذُنِهِ</w:t>
             </w:r>
           </w:p>
         </w:tc>
@@ -855,7 +855,7 @@
                 <w:szCs w:val="28"/>
                 <w:rtl/>
               </w:rPr>
-              <w:t xml:space="preserve">إِلَى الْمَلْعَبِ</w:t>
+              <w:t xml:space="preserve">بِأَنْفِهِ</w:t>
             </w:r>
           </w:p>
         </w:tc>
@@ -904,7 +904,7 @@
                 <w:szCs w:val="28"/>
                 <w:rtl/>
               </w:rPr>
-              <w:t xml:space="preserve">إِلَى السُّوقِ</w:t>
+              <w:t xml:space="preserve">بِيَدِهِ</w:t>
             </w:r>
           </w:p>
         </w:tc>
@@ -940,7 +940,7 @@
           <w:szCs w:val="28"/>
           <w:rtl/>
         </w:rPr>
-        <w:t xml:space="preserve">مَاذَا يُؤْلِمُ خَالِدًا؟</w:t>
+        <w:t xml:space="preserve">كَيْفَ يَشْعُرُ خَالِدٌ الْيَوْمَ؟</w:t>
       </w:r>
     </w:p>
     <w:tbl>
@@ -1008,7 +1008,7 @@
                 <w:szCs w:val="28"/>
                 <w:rtl/>
               </w:rPr>
-              <w:t xml:space="preserve">رِجْلُهُ</w:t>
+              <w:t xml:space="preserve">مُتْعَبٌ</w:t>
             </w:r>
           </w:p>
         </w:tc>
@@ -1057,7 +1057,7 @@
                 <w:szCs w:val="28"/>
                 <w:rtl/>
               </w:rPr>
-              <w:t xml:space="preserve">بَطْنُهُ</w:t>
+              <w:t xml:space="preserve">حَزِينٌ</w:t>
             </w:r>
           </w:p>
         </w:tc>
@@ -1111,7 +1111,7 @@
                 <w:szCs w:val="28"/>
                 <w:rtl/>
               </w:rPr>
-              <w:t xml:space="preserve">أُذُنُهُ</w:t>
+              <w:t xml:space="preserve">قَلِقٌ</w:t>
             </w:r>
           </w:p>
         </w:tc>
@@ -1160,7 +1160,7 @@
                 <w:szCs w:val="28"/>
                 <w:rtl/>
               </w:rPr>
-              <w:t xml:space="preserve">رَأْسُهُ</w:t>
+              <w:t xml:space="preserve">سَعِيدٌ</w:t>
             </w:r>
           </w:p>
         </w:tc>
@@ -1196,7 +1196,7 @@
           <w:szCs w:val="28"/>
           <w:rtl/>
         </w:rPr>
-        <w:t xml:space="preserve">كَمْ مَرَّةً يَشْرَبُ الدَّوَاءَ فِي الْيَوْمِ؟</w:t>
+        <w:t xml:space="preserve">بِمَاذَا يَمْشِي خَالِدٌ إِلَى الْمَدْرَسَةِ؟</w:t>
       </w:r>
     </w:p>
     <w:tbl>
@@ -1264,7 +1264,7 @@
                 <w:szCs w:val="28"/>
                 <w:rtl/>
               </w:rPr>
-              <w:t xml:space="preserve">مَرَّتَيْنِ</w:t>
+              <w:t xml:space="preserve">بِيَدِهِ</w:t>
             </w:r>
           </w:p>
         </w:tc>
@@ -1313,7 +1313,7 @@
                 <w:szCs w:val="28"/>
                 <w:rtl/>
               </w:rPr>
-              <w:t xml:space="preserve">مَرَّةً وَاحِدَةً</w:t>
+              <w:t xml:space="preserve">بِعَيْنِهِ</w:t>
             </w:r>
           </w:p>
         </w:tc>
@@ -1367,7 +1367,7 @@
                 <w:szCs w:val="28"/>
                 <w:rtl/>
               </w:rPr>
-              <w:t xml:space="preserve">أَرْبَعَ مَرَّاتٍ</w:t>
+              <w:t xml:space="preserve">بِأُذُنِهِ</w:t>
             </w:r>
           </w:p>
         </w:tc>
@@ -1416,7 +1416,7 @@
                 <w:szCs w:val="28"/>
                 <w:rtl/>
               </w:rPr>
-              <w:t xml:space="preserve">ثَلَاثَ مَرَّاتٍ</w:t>
+              <w:t xml:space="preserve">بِقَدَمِهِ</w:t>
             </w:r>
           </w:p>
         </w:tc>
@@ -1439,7 +1439,7 @@
           <w:sz w:val="20"/>
           <w:szCs w:val="20"/>
         </w:rPr>
-        <w:t xml:space="preserve">d)  Hasta olduğunda ne yaparsın? Arapça bir cümleyle yazınız.</w:t>
+        <w:t xml:space="preserve">d)  Bugün nasıl hissediyorsun? Arapça bir cümleyle yazınız.</w:t>
       </w:r>
     </w:p>
     <w:p>
@@ -1784,7 +1784,7 @@
                 <w:szCs w:val="28"/>
                 <w:rtl/>
               </w:rPr>
-              <w:t xml:space="preserve">كَانَتْ سَارَةُ مَرِيضَةً أَمْسِ.</w:t>
+              <w:t xml:space="preserve">سَارَةُ سَعِيدَةٌ الْيَوْمَ.</w:t>
             </w:r>
           </w:p>
         </w:tc>
@@ -1910,7 +1910,7 @@
                 <w:szCs w:val="28"/>
                 <w:rtl/>
               </w:rPr>
-              <w:t xml:space="preserve">كَانَ عِنْدَ سَارَةَ أَلَمٌ فِي رِجْلِهَا.</w:t>
+              <w:t xml:space="preserve">تَسْمَعُ سَارَةُ الدَّرْسَ بِعَيْنِهَا.</w:t>
             </w:r>
           </w:p>
         </w:tc>
@@ -2036,7 +2036,7 @@
                 <w:szCs w:val="28"/>
                 <w:rtl/>
               </w:rPr>
-              <w:t xml:space="preserve">ذَهَبَتْ سَارَةُ إِلَى الطَّبِيبَةِ مَعَ أُمِّهَا.</w:t>
+              <w:t xml:space="preserve">أَخُو سَارَةَ مُتْعَبٌ.</w:t>
             </w:r>
           </w:p>
         </w:tc>
@@ -2162,7 +2162,7 @@
                 <w:szCs w:val="28"/>
                 <w:rtl/>
               </w:rPr>
-              <w:t xml:space="preserve">أَعْطَتْهَا الطَّبِيبَةُ دَوَاءً.</w:t>
+              <w:t xml:space="preserve">أُمُّ سَارَةَ قَلِقَةٌ.</w:t>
             </w:r>
           </w:p>
         </w:tc>
@@ -2288,7 +2288,7 @@
                 <w:szCs w:val="28"/>
                 <w:rtl/>
               </w:rPr>
-              <w:t xml:space="preserve">سَارَةُ مَرِيضَةٌ الْآنَ.</w:t>
+              <w:t xml:space="preserve">سَارَةُ حَزِينَةٌ الْآنَ.</w:t>
             </w:r>
           </w:p>
         </w:tc>
@@ -2455,7 +2455,7 @@
           <w:sz w:val="20"/>
           <w:szCs w:val="20"/>
         </w:rPr>
-        <w:t xml:space="preserve">1.  Doktora karnının ağrıdığını söylemek istiyorsun.</w:t>
+        <w:t xml:space="preserve">1.  Kulağınla işittiğini söylemek istiyorsun.</w:t>
       </w:r>
     </w:p>
     <w:tbl>
@@ -2524,7 +2524,7 @@
                 <w:szCs w:val="28"/>
                 <w:rtl/>
               </w:rPr>
-              <w:t xml:space="preserve">يُؤْلِمُنِي بَطْنِي.</w:t>
+              <w:t xml:space="preserve">أَسْمَعُ بِأُذُنِي.</w:t>
             </w:r>
           </w:p>
         </w:tc>
@@ -2574,7 +2574,7 @@
                 <w:szCs w:val="28"/>
                 <w:rtl/>
               </w:rPr>
-              <w:t xml:space="preserve">يُؤْلِمُنِي رَأْسِي.</w:t>
+              <w:t xml:space="preserve">أَرَى بِعَيْنِي.</w:t>
             </w:r>
           </w:p>
         </w:tc>
@@ -2629,7 +2629,7 @@
                 <w:szCs w:val="28"/>
                 <w:rtl/>
               </w:rPr>
-              <w:t xml:space="preserve">أَنَا بِخَيْرٍ.</w:t>
+              <w:t xml:space="preserve">أَمْشِي بِقَدَمِي.</w:t>
             </w:r>
           </w:p>
         </w:tc>
@@ -2679,7 +2679,7 @@
                 <w:szCs w:val="28"/>
                 <w:rtl/>
               </w:rPr>
-              <w:t xml:space="preserve">عِنْدِي كُحَّةٌ.</w:t>
+              <w:t xml:space="preserve">أَشُمُّ بِأَنْفِي.</w:t>
             </w:r>
           </w:p>
         </w:tc>
@@ -2702,7 +2702,7 @@
           <w:sz w:val="20"/>
           <w:szCs w:val="20"/>
         </w:rPr>
-        <w:t xml:space="preserve">2.  Okuma metnine göre doktor Hâlid’e ne tavsiye etmiştir?</w:t>
+        <w:t xml:space="preserve">2.  Okuma metnine göre Hâlid bugün kendini nasıl hissediyor?</w:t>
       </w:r>
     </w:p>
     <w:tbl>
@@ -2770,7 +2770,7 @@
                 <w:sz w:val="20"/>
                 <w:szCs w:val="20"/>
               </w:rPr>
-              <w:t xml:space="preserve">Spor yapmasını</w:t>
+              <w:t xml:space="preserve">Yorgun</w:t>
             </w:r>
           </w:p>
         </w:tc>
@@ -2819,7 +2819,7 @@
                 <w:sz w:val="20"/>
                 <w:szCs w:val="20"/>
               </w:rPr>
-              <w:t xml:space="preserve">Erken uyumasını ve çok su içmesini</w:t>
+              <w:t xml:space="preserve">Mutlu</w:t>
             </w:r>
           </w:p>
         </w:tc>
@@ -2873,7 +2873,7 @@
                 <w:sz w:val="20"/>
                 <w:szCs w:val="20"/>
               </w:rPr>
-              <w:t xml:space="preserve">Okula gitmemesini</w:t>
+              <w:t xml:space="preserve">Üzgün</w:t>
             </w:r>
           </w:p>
         </w:tc>
@@ -2922,7 +2922,7 @@
                 <w:sz w:val="20"/>
                 <w:szCs w:val="20"/>
               </w:rPr>
-              <w:t xml:space="preserve">Meyve yemesini</w:t>
+              <w:t xml:space="preserve">Kaygılı</w:t>
             </w:r>
           </w:p>
         </w:tc>
@@ -2945,7 +2945,7 @@
           <w:sz w:val="20"/>
           <w:szCs w:val="20"/>
         </w:rPr>
-        <w:t xml:space="preserve">3.  Hasta olan bir arkadaşına nesi olduğunu sormak istiyorsun.</w:t>
+        <w:t xml:space="preserve">3.  Arkadaşına bugün nasıl hissettiğini sormak istiyorsun.</w:t>
       </w:r>
     </w:p>
     <w:tbl>
@@ -3064,7 +3064,7 @@
                 <w:szCs w:val="28"/>
                 <w:rtl/>
               </w:rPr>
-              <w:t xml:space="preserve">مَا بِكَ؟</w:t>
+              <w:t xml:space="preserve">مَاذَا تَشْعُرُ الْيَوْمَ؟</w:t>
             </w:r>
           </w:p>
         </w:tc>
@@ -3192,7 +3192,7 @@
           <w:sz w:val="20"/>
           <w:szCs w:val="20"/>
         </w:rPr>
-        <w:t xml:space="preserve">4.  «يَجِبُ أَنْ تَغْسِلَ يَدَيْكَ» ifadesi hangi anlama gelir?</w:t>
+        <w:t xml:space="preserve">4.  «أَلْمَسُ بِيَدِي» ifadesi hangi anlama gelir?</w:t>
       </w:r>
     </w:p>
     <w:tbl>
@@ -3260,7 +3260,7 @@
                 <w:sz w:val="20"/>
                 <w:szCs w:val="20"/>
               </w:rPr>
-              <w:t xml:space="preserve">Ellerini yıkamalısın.</w:t>
+              <w:t xml:space="preserve">Elimle dokunurum.</w:t>
             </w:r>
           </w:p>
         </w:tc>
@@ -3309,7 +3309,7 @@
                 <w:sz w:val="20"/>
                 <w:szCs w:val="20"/>
               </w:rPr>
-              <w:t xml:space="preserve">Yüzünü yıkamalısın.</w:t>
+              <w:t xml:space="preserve">Gözümle görürüm.</w:t>
             </w:r>
           </w:p>
         </w:tc>
@@ -3363,7 +3363,7 @@
                 <w:sz w:val="20"/>
                 <w:szCs w:val="20"/>
               </w:rPr>
-              <w:t xml:space="preserve">Dişlerini fırçalamalısın.</w:t>
+              <w:t xml:space="preserve">Ayağımla yürürüm.</w:t>
             </w:r>
           </w:p>
         </w:tc>
@@ -3412,7 +3412,7 @@
                 <w:sz w:val="20"/>
                 <w:szCs w:val="20"/>
               </w:rPr>
-              <w:t xml:space="preserve">Su içmelisin.</w:t>
+              <w:t xml:space="preserve">Burnumla koklarım.</w:t>
             </w:r>
           </w:p>
         </w:tc>
@@ -3435,7 +3435,7 @@
           <w:sz w:val="20"/>
           <w:szCs w:val="20"/>
         </w:rPr>
-        <w:t xml:space="preserve">5.  Sağlığının yerinde olduğunu söylemek istiyorsun.</w:t>
+        <w:t xml:space="preserve">5.  Kendini çok iyi hissettiğini söylemek istiyorsun.</w:t>
       </w:r>
     </w:p>
     <w:tbl>
@@ -3504,7 +3504,7 @@
                 <w:szCs w:val="28"/>
                 <w:rtl/>
               </w:rPr>
-              <w:t xml:space="preserve">أَنَا مَرِيضٌ.</w:t>
+              <w:t xml:space="preserve">أَنَا مُتْعَبٌ.</w:t>
             </w:r>
           </w:p>
         </w:tc>
@@ -3554,7 +3554,7 @@
                 <w:szCs w:val="28"/>
                 <w:rtl/>
               </w:rPr>
-              <w:t xml:space="preserve">عِنْدِي حَرَارَةٌ.</w:t>
+              <w:t xml:space="preserve">أَنَا حَزِينٌ.</w:t>
             </w:r>
           </w:p>
         </w:tc>
@@ -3609,7 +3609,7 @@
                 <w:szCs w:val="28"/>
                 <w:rtl/>
               </w:rPr>
-              <w:t xml:space="preserve">أَنَا بِخَيْرٍ وَصِحَّتِي جَيِّدَةٌ.</w:t>
+              <w:t xml:space="preserve">أَنَا مُمْتَازٌ، طَبْعًا.</w:t>
             </w:r>
           </w:p>
         </w:tc>
@@ -3659,7 +3659,7 @@
                 <w:szCs w:val="28"/>
                 <w:rtl/>
               </w:rPr>
-              <w:t xml:space="preserve">يُؤْلِمُنِي ظَهْرِي.</w:t>
+              <w:t xml:space="preserve">أَنَا قَلِقٌ.</w:t>
             </w:r>
           </w:p>
         </w:tc>
@@ -3835,7 +3835,7 @@
                 <w:sz w:val="20"/>
                 <w:szCs w:val="20"/>
               </w:rPr>
-              <w:t xml:space="preserve">Hasta olduğunu söylüyorsun.</w:t>
+              <w:t xml:space="preserve">Yorgun olduğunu söylüyorsun.</w:t>
             </w:r>
           </w:p>
         </w:tc>
@@ -3933,7 +3933,7 @@
                 <w:szCs w:val="28"/>
                 <w:rtl/>
               </w:rPr>
-              <w:t xml:space="preserve">عِنْدِي حَرَارَةٌ.</w:t>
+              <w:t xml:space="preserve">أَنَا قَلِقٌ.</w:t>
             </w:r>
           </w:p>
         </w:tc>
@@ -4005,7 +4005,7 @@
                 <w:sz w:val="20"/>
                 <w:szCs w:val="20"/>
               </w:rPr>
-              <w:t xml:space="preserve">Başının ağrıdığını söylüyorsun.</w:t>
+              <w:t xml:space="preserve">Gözünle gördüğünü söylüyorsun.</w:t>
             </w:r>
           </w:p>
         </w:tc>
@@ -4103,7 +4103,7 @@
                 <w:szCs w:val="28"/>
                 <w:rtl/>
               </w:rPr>
-              <w:t xml:space="preserve">أَنَا بِخَيْرٍ.</w:t>
+              <w:t xml:space="preserve">أَنَا مُمْتَازٌ.</w:t>
             </w:r>
           </w:p>
         </w:tc>
@@ -4175,7 +4175,7 @@
                 <w:sz w:val="20"/>
                 <w:szCs w:val="20"/>
               </w:rPr>
-              <w:t xml:space="preserve">Doktora gideceğini söylüyorsun.</w:t>
+              <w:t xml:space="preserve">Bugün nasıl hissettiğini soruyorsun.</w:t>
             </w:r>
           </w:p>
         </w:tc>
@@ -4273,7 +4273,7 @@
                 <w:szCs w:val="28"/>
                 <w:rtl/>
               </w:rPr>
-              <w:t xml:space="preserve">أَنَا مَرِيضٌ.</w:t>
+              <w:t xml:space="preserve">أَنَا مُتْعَبٌ.</w:t>
             </w:r>
           </w:p>
         </w:tc>
@@ -4345,7 +4345,7 @@
                 <w:sz w:val="20"/>
                 <w:szCs w:val="20"/>
               </w:rPr>
-              <w:t xml:space="preserve">Ateşin olduğunu söylüyorsun.</w:t>
+              <w:t xml:space="preserve">Kaygılı olduğunu söylüyorsun.</w:t>
             </w:r>
           </w:p>
         </w:tc>
@@ -4443,7 +4443,7 @@
                 <w:szCs w:val="28"/>
                 <w:rtl/>
               </w:rPr>
-              <w:t xml:space="preserve">سَأَذْهَبُ إِلَى الطَّبِيبِ.</w:t>
+              <w:t xml:space="preserve">مَاذَا تَشْعُرُ الْيَوْمَ؟</w:t>
             </w:r>
           </w:p>
         </w:tc>
@@ -4515,7 +4515,7 @@
                 <w:sz w:val="20"/>
                 <w:szCs w:val="20"/>
               </w:rPr>
-              <w:t xml:space="preserve">İyi olduğunu söylüyorsun.</w:t>
+              <w:t xml:space="preserve">Çok iyi olduğunu söylüyorsun.</w:t>
             </w:r>
           </w:p>
         </w:tc>
@@ -4613,7 +4613,7 @@
                 <w:szCs w:val="28"/>
                 <w:rtl/>
               </w:rPr>
-              <w:t xml:space="preserve">يُؤْلِمُنِي رَأْسِي.</w:t>
+              <w:t xml:space="preserve">أَرَى بِعَيْنِي.</w:t>
             </w:r>
           </w:p>
         </w:tc>
@@ -4765,7 +4765,7 @@
                 <w:szCs w:val="30"/>
                 <w:rtl/>
               </w:rPr>
-              <w:t xml:space="preserve">الْمُسْتَشْفَى   —   رَأْسُهُ   —   حَرَارَةٌ   —   دَوَاءَهُ   —   مُبَكِّرًا</w:t>
+              <w:t xml:space="preserve">بِعَيْنِي   —   بِأُذُنِي   —   بِأَنْفِي   —   بِقَدَمِي   —   سَعِيدٌ</w:t>
             </w:r>
           </w:p>
         </w:tc>
@@ -4872,7 +4872,7 @@
                 <w:szCs w:val="28"/>
                 <w:rtl/>
               </w:rPr>
-              <w:t xml:space="preserve">ذَهَبَ خَالِدٌ إِلَى الطَّبِيبِ فِي ……………………… .</w:t>
+              <w:t xml:space="preserve">أَرَى السَّبُّورَةَ ……………………… .</w:t>
             </w:r>
           </w:p>
         </w:tc>
@@ -4944,7 +4944,7 @@
                 <w:szCs w:val="28"/>
                 <w:rtl/>
               </w:rPr>
-              <w:t xml:space="preserve">يُؤْلِمُ خَالِدًا ……………………… .</w:t>
+              <w:t xml:space="preserve">أَسْمَعُ الْمُعَلِّمَ ……………………… .</w:t>
             </w:r>
           </w:p>
         </w:tc>
@@ -5016,7 +5016,7 @@
                 <w:szCs w:val="28"/>
                 <w:rtl/>
               </w:rPr>
-              <w:t xml:space="preserve">عِنْدَ خَالِدٍ ……………………… .</w:t>
+              <w:t xml:space="preserve">أَشُمُّ الطَّعَامَ ……………………… .</w:t>
             </w:r>
           </w:p>
         </w:tc>
@@ -5088,7 +5088,7 @@
                 <w:szCs w:val="28"/>
                 <w:rtl/>
               </w:rPr>
-              <w:t xml:space="preserve">يَشْرَبُ خَالِدٌ ……………………… ثَلَاثَ مَرَّاتٍ فِي الْيَوْمِ.</w:t>
+              <w:t xml:space="preserve">أَمْشِي إِلَى الْمَدْرَسَةِ ……………………… .</w:t>
             </w:r>
           </w:p>
         </w:tc>
@@ -5160,7 +5160,7 @@
                 <w:szCs w:val="28"/>
                 <w:rtl/>
               </w:rPr>
-              <w:t xml:space="preserve">يَجِبُ أَنْ يَنَامَ خَالِدٌ ……………………… .</w:t>
+              <w:t xml:space="preserve">خَالِدٌ ……………………… الْيَوْمَ.</w:t>
             </w:r>
           </w:p>
         </w:tc>
@@ -5717,7 +5717,7 @@
                 <w:szCs w:val="30"/>
                 <w:rtl/>
               </w:rPr>
-              <w:t xml:space="preserve">اَللِّسَانُ</w:t>
+              <w:t xml:space="preserve">اَلْقَدَمُ</w:t>
             </w:r>
           </w:p>
         </w:tc>
@@ -6112,7 +6112,7 @@
                 <w:sz w:val="20"/>
                 <w:szCs w:val="20"/>
               </w:rPr>
-              <w:t xml:space="preserve">Hâlid nereye gitti?</w:t>
+              <w:t xml:space="preserve">Hâlid kaçıncı sınıftadır?</w:t>
             </w:r>
           </w:p>
         </w:tc>
@@ -6208,7 +6208,7 @@
                 <w:sz w:val="20"/>
                 <w:szCs w:val="20"/>
               </w:rPr>
-              <w:t xml:space="preserve">Hâlid’in nesi ağrıyor?</w:t>
+              <w:t xml:space="preserve">Neyle görür?</w:t>
             </w:r>
           </w:p>
         </w:tc>
@@ -6304,7 +6304,7 @@
                 <w:sz w:val="20"/>
                 <w:szCs w:val="20"/>
               </w:rPr>
-              <w:t xml:space="preserve">Doktor ona muayenede ne söyledi?</w:t>
+              <w:t xml:space="preserve">Neyle işitir?</w:t>
             </w:r>
           </w:p>
         </w:tc>
@@ -6400,7 +6400,7 @@
                 <w:sz w:val="20"/>
                 <w:szCs w:val="20"/>
               </w:rPr>
-              <w:t xml:space="preserve">İlacı günde kaç kez içecek?</w:t>
+              <w:t xml:space="preserve">Okula neyle yürür?</w:t>
             </w:r>
           </w:p>
         </w:tc>
@@ -6496,7 +6496,7 @@
                 <w:sz w:val="20"/>
                 <w:szCs w:val="20"/>
               </w:rPr>
-              <w:t xml:space="preserve">Doktor ona ne tavsiye etti?</w:t>
+              <w:t xml:space="preserve">Bugün nasıl hissediyor?</w:t>
             </w:r>
           </w:p>
         </w:tc>
@@ -6572,7 +6572,7 @@
           <w:sz w:val="21"/>
           <w:szCs w:val="21"/>
         </w:rPr>
-        <w:t xml:space="preserve">Hasta olduğunuz bir günü anlatan kısa bir metin yazınız. Neyinizin ağrıdığını, ne yaptığınızı ve doktorun tavsiyelerini yazınız.</w:t>
+        <w:t xml:space="preserve">Bugününüzü anlatan kısa bir metin yazınız. Duyularınızdan ve bugün nasıl hissettiğinizden söz ediniz.</w:t>
       </w:r>
       <w:r>
         <w:rPr>
@@ -6678,7 +6678,7 @@
                 <w:szCs w:val="30"/>
                 <w:rtl/>
               </w:rPr>
-              <w:t xml:space="preserve">أَنَا مَرِيضٌ   —   يُؤْلِمُنِي   —   عِنْدِي   —   حَرَارَةٌ   —   الطَّبِيبُ   —   الدَّوَاءَ   —   يَجِبُ أَنْ   —   بِخَيْرٍ</w:t>
+              <w:t xml:space="preserve">أَرَى   —   أَسْمَعُ   —   أَشُمُّ   —   أَلْمَسُ   —   أَمْشِي   —   سَعِيدٌ   —   مُتْعَبٌ</w:t>
             </w:r>
           </w:p>
         </w:tc>
@@ -7206,7 +7206,7 @@
                 <w:sz w:val="19"/>
                 <w:szCs w:val="19"/>
               </w:rPr>
-              <w:t xml:space="preserve">d) Örnek: إِذَا كُنْتُ مَرِيضًا أَذْهَبُ إِلَى الطَّبِيبِ. (3 puan)</w:t>
+              <w:t xml:space="preserve">d) Örnek: أَنَا سَعِيدٌ الْيَوْمَ. (3 puan)</w:t>
             </w:r>
           </w:p>
         </w:tc>
@@ -7318,7 +7318,7 @@
                 <w:sz w:val="19"/>
                 <w:szCs w:val="19"/>
               </w:rPr>
-              <w:t xml:space="preserve">أَنَا سَارَةُ. أَمْسِ كُنْتُ مَرِيضَةً. كَانَ عِنْدِي صُدَاعٌ وَكُحَّةٌ. ذَهَبَتْ بِي أُمِّي إِلَى الطَّبِيبَةِ. أَعْطَتْنِي الطَّبِيبَةُ دَوَاءً. اَلْآنَ أَنَا بِخَيْرٍ، اَلْحَمْدُ لِلَّهِ.</w:t>
+              <w:t xml:space="preserve">أَنَا سَارَةُ. الْيَوْمَ أَنَا سَعِيدَةٌ. أَرَى الْمُعَلِّمَةَ بِعَيْنِي وَأَسْمَعُ الدَّرْسَ بِأُذُنِي. أَخِي مُتْعَبٌ لِأَنَّهُ لَعِبَ كَثِيرًا. وَأُمِّي قَلِقَةٌ عَلَيْهِ.</w:t>
             </w:r>
           </w:p>
           <w:p>
@@ -7618,7 +7618,7 @@
                 <w:szCs w:val="27"/>
                 <w:rtl/>
               </w:rPr>
-              <w:t xml:space="preserve">الْمُسْتَشْفَى ، رَأْسُهُ ، حَرَارَةٌ ، دَوَاءَهُ ، مُبَكِّرًا</w:t>
+              <w:t xml:space="preserve">بِعَيْنِي ، بِأُذُنِي ، بِأَنْفِي ، بِقَدَمِي ، سَعِيدٌ</w:t>
             </w:r>
           </w:p>
         </w:tc>
@@ -7712,7 +7712,7 @@
                 <w:sz w:val="19"/>
                 <w:szCs w:val="19"/>
               </w:rPr>
-              <w:t xml:space="preserve">görme · işitme · koklama · tatma · tutma (dokunma)</w:t>
+              <w:t xml:space="preserve">görme · işitme · koklama · yürüme · dokunma</w:t>
             </w:r>
           </w:p>
         </w:tc>
@@ -7806,7 +7806,7 @@
                 <w:szCs w:val="27"/>
                 <w:rtl/>
               </w:rPr>
-              <w:t xml:space="preserve">ذَهَبَ إِلَى الْمُسْتَشْفَى. · يُؤْلِمُهُ رَأْسُهُ.</w:t>
+              <w:t xml:space="preserve">هُوَ فِي الصَّفِّ السَّادِسِ. · يَرَى بِعَيْنِهِ.</w:t>
             </w:r>
           </w:p>
           <w:p>
@@ -7824,7 +7824,7 @@
                 <w:szCs w:val="27"/>
                 <w:rtl/>
               </w:rPr>
-              <w:t xml:space="preserve">قَالَ: اِفْتَحْ فَمَكَ وَقُلْ: آهْ. · يَشْرَبُهُ ثَلَاثَ مَرَّاتٍ فِي الْيَوْمِ.</w:t>
+              <w:t xml:space="preserve">يَسْمَعُ بِأُذُنِهِ. · يَمْشِي بِقَدَمِهِ.</w:t>
             </w:r>
           </w:p>
           <w:p>
@@ -7842,7 +7842,7 @@
                 <w:szCs w:val="27"/>
                 <w:rtl/>
               </w:rPr>
-              <w:t xml:space="preserve">يَجِبُ أَنْ يَنَامَ مُبَكِّرًا وَأَنْ يَشْرَبَ الْمَاءَ الْكَثِيرَ.</w:t>
+              <w:t xml:space="preserve">هُوَ سَعِيدٌ الْيَوْمَ.</w:t>
             </w:r>
           </w:p>
         </w:tc>
@@ -8154,7 +8154,7 @@
                 <w:sz w:val="19"/>
                 <w:szCs w:val="19"/>
               </w:rPr>
-              <w:t xml:space="preserve">Hastalık deneyimini anlatan en az altı satırlık bir metin yazar.</w:t>
+              <w:t xml:space="preserve">Duyularını ve duygularını anlatan en az altı satırlık bir metin yazar.</w:t>
             </w:r>
           </w:p>
         </w:tc>
@@ -8247,7 +8247,7 @@
                 <w:sz w:val="19"/>
                 <w:szCs w:val="19"/>
               </w:rPr>
-              <w:t xml:space="preserve">Organ, hastalık ve sağlık sözcüklerini bağlama uygun kullanır.</w:t>
+              <w:t xml:space="preserve">Organ, duyu ve duygu sözcüklerini bağlama uygun kullanır.</w:t>
             </w:r>
           </w:p>
         </w:tc>
@@ -8340,7 +8340,7 @@
                 <w:sz w:val="19"/>
                 <w:szCs w:val="19"/>
               </w:rPr>
-              <w:t xml:space="preserve">Ağrı bildiren yapıyı, emir kipini ve gereklilik kalıbını doğru kullanır.</w:t>
+              <w:t xml:space="preserve">Duyu fiillerini (أَرَى بِـ…) ve duygu sıfatlarını doğru kullanır.</w:t>
             </w:r>
           </w:p>
         </w:tc>
@@ -9687,7 +9687,7 @@
                 <w:sz w:val="17"/>
                 <w:szCs w:val="17"/>
               </w:rPr>
-              <w:t xml:space="preserve">ARP.6.3.6.3 — Sağlığıyla ilgili yazısında içerik oluşturur.</w:t>
+              <w:t xml:space="preserve">ARP.6.3.6.3 — Duyu ve duygularıyla ilgili yazısında içerik oluşturur.</w:t>
             </w:r>
           </w:p>
         </w:tc>
